--- a/Knowledge/2-Science/3-Social science/1-Linguistics/0-Intro to Linguistics/5-My Source/2-Linguistics Basics/17-Types of Rhymes/3-Types of Rhyme within Couplets/13-Mirror Rhyme Couplet.docx
+++ b/Knowledge/2-Science/3-Social science/1-Linguistics/0-Intro to Linguistics/5-My Source/2-Linguistics Basics/17-Types of Rhymes/3-Types of Rhyme within Couplets/13-Mirror Rhyme Couplet.docx
@@ -62,7 +62,7 @@
           <w:sz w:val="18"/>
           <w:highlight w:val="lightGray"/>
         </w:rPr>
-        <w:t xml:space="preserve"> [Chatgpt (GPT-4-turbo)] </w:t>
+        <w:t xml:space="preserve"> [ChatGPT] </w:t>
       </w:r>
       <w:r>
         <w:rPr>
@@ -72,16 +72,16 @@
           <w:sz w:val="18"/>
           <w:highlight w:val="lightGray"/>
         </w:rPr>
-        <w:t>on</w:t>
-      </w:r>
-      <w:r>
-        <w:rPr>
-          <w:rFonts w:ascii="Arial" w:eastAsia="Arial" w:hAnsi="Arial"/>
-          <w:b/>
+        <w:t xml:space="preserve">on </w:t>
+      </w:r>
+      <w:r>
+        <w:rPr>
+          <w:rFonts w:ascii="Arial" w:eastAsia="Arial" w:hAnsi="Arial" w:cs="Arial"/>
+          <w:color w:val="000000"/>
           <w:sz w:val="18"/>
           <w:highlight w:val="lightGray"/>
         </w:rPr>
-        <w:t xml:space="preserve"> [8/2/2025]</w:t>
+        <w:t>[8/2/2025]</w:t>
       </w:r>
     </w:p>
     <w:p>
@@ -558,6 +558,7 @@
         <w:rPr>
           <w:rFonts w:ascii="Arial Unicode MS" w:eastAsia="Arial Unicode MS" w:hAnsi="Arial Unicode MS" w:cs="Arial Unicode MS"/>
         </w:rPr>
+        <w:lastRenderedPageBreak/>
         <w:t>✅ Example of a Mirror Rhyme Couplet</w:t>
       </w:r>
     </w:p>
@@ -601,7 +602,7 @@
           <w:sz w:val="18"/>
           <w:highlight w:val="lightGray"/>
         </w:rPr>
-        <w:t xml:space="preserve"> [Chatgpt (GPT-4-turbo)] </w:t>
+        <w:t xml:space="preserve"> [ChatGPT] </w:t>
       </w:r>
       <w:r>
         <w:rPr>
@@ -611,16 +612,16 @@
           <w:sz w:val="18"/>
           <w:highlight w:val="lightGray"/>
         </w:rPr>
-        <w:t>on</w:t>
-      </w:r>
-      <w:r>
-        <w:rPr>
-          <w:rFonts w:ascii="Arial" w:eastAsia="Arial" w:hAnsi="Arial"/>
-          <w:b/>
+        <w:t xml:space="preserve">on </w:t>
+      </w:r>
+      <w:r>
+        <w:rPr>
+          <w:rFonts w:ascii="Arial" w:eastAsia="Arial" w:hAnsi="Arial" w:cs="Arial"/>
+          <w:color w:val="000000"/>
           <w:sz w:val="18"/>
           <w:highlight w:val="lightGray"/>
         </w:rPr>
-        <w:t xml:space="preserve"> [8/2/2025]</w:t>
+        <w:t>[8/2/2025]</w:t>
       </w:r>
     </w:p>
     <w:p>
@@ -729,7 +730,7 @@
           <w:sz w:val="18"/>
           <w:highlight w:val="lightGray"/>
         </w:rPr>
-        <w:t xml:space="preserve"> [Chatgpt (GPT-4-turbo)] </w:t>
+        <w:t xml:space="preserve"> [ChatGPT] </w:t>
       </w:r>
       <w:r>
         <w:rPr>
@@ -739,16 +740,16 @@
           <w:sz w:val="18"/>
           <w:highlight w:val="lightGray"/>
         </w:rPr>
-        <w:t>on</w:t>
-      </w:r>
-      <w:r>
-        <w:rPr>
-          <w:rFonts w:ascii="Arial" w:eastAsia="Arial" w:hAnsi="Arial"/>
-          <w:b/>
+        <w:t xml:space="preserve">on </w:t>
+      </w:r>
+      <w:r>
+        <w:rPr>
+          <w:rFonts w:ascii="Arial" w:eastAsia="Arial" w:hAnsi="Arial" w:cs="Arial"/>
+          <w:color w:val="000000"/>
           <w:sz w:val="18"/>
           <w:highlight w:val="lightGray"/>
         </w:rPr>
-        <w:t xml:space="preserve"> [8/2/2025]</w:t>
+        <w:t>[8/2/2025]</w:t>
       </w:r>
     </w:p>
     <w:p>
@@ -758,20 +759,33 @@
           <w:numId w:val="2"/>
         </w:numPr>
         <w:spacing w:before="240" w:after="0" w:line="276" w:lineRule="auto"/>
-      </w:pPr>
-      <w:r>
+        <w:rPr>
+          <w:rFonts w:ascii="Roboto Mono" w:hAnsi="Roboto Mono"/>
+        </w:rPr>
+      </w:pPr>
+      <w:r>
+        <w:rPr>
+          <w:rFonts w:ascii="Roboto Mono" w:hAnsi="Roboto Mono"/>
+        </w:rPr>
         <w:t xml:space="preserve">Not all mirror rhymes are palindromes, but they often rely on </w:t>
       </w:r>
       <w:r>
         <w:rPr>
+          <w:rFonts w:ascii="Roboto Mono" w:hAnsi="Roboto Mono"/>
           <w:b/>
         </w:rPr>
         <w:t>letter or sound reversal</w:t>
       </w:r>
       <w:r>
+        <w:rPr>
+          <w:rFonts w:ascii="Roboto Mono" w:hAnsi="Roboto Mono"/>
+        </w:rPr>
         <w:t>.</w:t>
       </w:r>
       <w:r>
+        <w:rPr>
+          <w:rFonts w:ascii="Roboto Mono" w:hAnsi="Roboto Mono"/>
+        </w:rPr>
         <w:br/>
       </w:r>
     </w:p>
@@ -784,24 +798,35 @@
         <w:spacing w:after="240" w:line="276" w:lineRule="auto"/>
       </w:pPr>
       <w:r>
+        <w:rPr>
+          <w:rFonts w:ascii="Roboto Mono" w:hAnsi="Roboto Mono"/>
+        </w:rPr>
         <w:t xml:space="preserve">They work both </w:t>
       </w:r>
       <w:r>
         <w:rPr>
+          <w:rFonts w:ascii="Roboto Mono" w:hAnsi="Roboto Mono"/>
           <w:b/>
         </w:rPr>
         <w:t>visually</w:t>
       </w:r>
       <w:r>
+        <w:rPr>
+          <w:rFonts w:ascii="Roboto Mono" w:hAnsi="Roboto Mono"/>
+        </w:rPr>
         <w:t xml:space="preserve"> and </w:t>
       </w:r>
       <w:r>
         <w:rPr>
+          <w:rFonts w:ascii="Roboto Mono" w:hAnsi="Roboto Mono"/>
           <w:b/>
         </w:rPr>
         <w:t>phonetically</w:t>
       </w:r>
       <w:r>
+        <w:rPr>
+          <w:rFonts w:ascii="Roboto Mono" w:hAnsi="Roboto Mono"/>
+        </w:rPr>
         <w:t>, which sets them apart from traditional rhymes.</w:t>
       </w:r>
       <w:r>
